--- a/finance/sdd/00_sources/02_requirements/MyLink_요구사항정의서_v1.0.docx
+++ b/finance/sdd/00_sources/02_requirements/MyLink_요구사항정의서_v1.0.docx
@@ -1595,7 +1595,7 @@
                 <w:b w:val="0"/>
                 <w:sz w:val="19"/>
               </w:rPr>
-              <w:t>1) 동의 상태 확인 — 활성 동의가 없으면 처리하지 않는다.</w:t>
+              <w:t>1) 동의 상태 확인: 활성 동의가 없으면 처리하지 않는다.</w:t>
               <w:br/>
               <w:t>2) 자격 규칙 기반 필요서류 산출.</w:t>
               <w:br/>
@@ -1959,7 +1959,7 @@
               <w:br/>
               <w:t>2) 연속 실패 임계 초과 시 서킷브레이커 개방.</w:t>
               <w:br/>
-              <w:t>3) 대체 경로(fallback)로 저하 응답 — 전체 장애로 전파하지 않는다.</w:t>
+              <w:t>3) 대체 경로(fallback)로 저하 응답: 전체 장애로 전파하지 않는다.</w:t>
             </w:r>
           </w:p>
         </w:tc>
@@ -2319,7 +2319,7 @@
               <w:br/>
               <w:t>3) 규정별 예외 조건 확인.</w:t>
               <w:br/>
-              <w:t>4) 인용 정확성 검증 — 근거 경로와 인용이 일치해야 통과.</w:t>
+              <w:t>4) 인용 정확성 검증: 근거 경로와 인용이 일치해야 통과.</w:t>
               <w:br/>
               <w:t>5) 자격 미달 시 거부(가드레일).</w:t>
             </w:r>
